--- a/products-storage/15-otvet-na-pretenziyu-baza/33-motivirovannyy-otvet-na-pretenziyu.docx
+++ b/products-storage/15-otvet-na-pretenziyu-baza/33-motivirovannyy-otvet-na-pretenziyu.docx
@@ -243,7 +243,7 @@
           <w:sz w:val="24"/>
           <w:szCs w:val="24"/>
         </w:rPr>
-        <w:t xml:space="preserve">Ниже — постоянная часть, затем вставные блоки. Заполните поля в двойных фигурных скобках, вставьте нужные блоки в раздел «Основания» по каждому требованию, удалите неиспользованные блоки и пояснения в квадратных скобках, затем убедитесь поиском, что скобок «{{» в документе не осталось. Ссылки вида «шаблон 12», «шаблон 13», «шаблон 14» указывают на другие файлы комплекта; в отправляемом письме замените их реквизитами ваших документов.</w:t>
+        <w:t>Ниже — постоянная часть, затем вставные блоки. Заполните поля в двойных фигурных скобках, вставьте нужные блоки в раздел «Основания» по каждому требованию, удалите неиспользованные блоки и пояснения в квадратных скобках, затем убедитесь поиском, что скобок «{{» в документе не осталось. Ссылки вида «шаблон 34» и «шаблон 36» указывают на другие файлы комплекта — 34 и 36; в отправляемом письме замените их реквизитами ваших документов.</w:t>
       </w:r>
     </w:p>
     <w:p>
@@ -1274,7 +1274,7 @@
           <w:sz w:val="24"/>
           <w:szCs w:val="24"/>
         </w:rPr>
-        <w:t xml:space="preserve">; готовы привлечь независимого специалиста. Подробные возражения на акт — отдельным документом (шаблон 12).</w:t>
+        <w:t>; готовы привлечь независимого специалиста. Подробные возражения на акт — отдельным документом (шаблон 34).</w:t>
       </w:r>
     </w:p>
     <w:p>
@@ -1465,7 +1465,7 @@
           <w:sz w:val="24"/>
           <w:szCs w:val="24"/>
         </w:rPr>
-        <w:t xml:space="preserve">[Готового текста здесь нет намеренно: используйте шаблон ответа на гарантийную претензию (шаблон 14) целиком. В этом документе — только ссылка на него, чтобы не вести один спор двумя письмами.]</w:t>
+        <w:t>[Готового текста здесь нет намеренно: используйте шаблон ответа на гарантийную претензию (шаблон 36) целиком. В этом документе — только ссылка на него, чтобы не вести один спор двумя письмами.]</w:t>
       </w:r>
     </w:p>
     <w:p>
@@ -1537,28 +1537,27 @@
           <w:sz w:val="24"/>
           <w:szCs w:val="24"/>
         </w:rPr>
-        <w:t xml:space="preserve"> от </w:t>
-      </w:r>
-      <w:r>
-        <w:rPr>
-          <w:rFonts w:ascii="Times New Roman" w:cs="Times New Roman" w:eastAsia="Times New Roman" w:hAnsi="Times New Roman"/>
-          <w:b/>
-          <w:bCs/>
-          <w:i w:val="false"/>
-          <w:iCs w:val="false"/>
-          <w:color w:val="000000"/>
-          <w:sz w:val="24"/>
-          <w:szCs w:val="24"/>
-        </w:rPr>
-        <w:t xml:space="preserve">{{ДАТА}}</w:t>
-      </w:r>
-      <w:r>
-        <w:rPr>
-          <w:rFonts w:ascii="Times New Roman" w:cs="Times New Roman" w:eastAsia="Times New Roman" w:hAnsi="Times New Roman"/>
-          <w:sz w:val="24"/>
-          <w:szCs w:val="24"/>
-        </w:rPr>
-        <w:t xml:space="preserve"> (шаблон 13) и приостановили работы до Вашего решения; работы продолжены по Вашему указанию № </w:t>
+        <w:t xml:space="preserve"> от {{ДАТА}} и</w:t>
+      </w:r>
+      <w:r>
+        <w:rPr>
+          <w:rFonts w:ascii="Times New Roman" w:cs="Times New Roman" w:eastAsia="Times New Roman" w:hAnsi="Times New Roman"/>
+          <w:b/>
+          <w:bCs/>
+          <w:i w:val="false"/>
+          <w:iCs w:val="false"/>
+          <w:color w:val="000000"/>
+          <w:sz w:val="24"/>
+          <w:szCs w:val="24"/>
+        </w:rPr>
+      </w:r>
+      <w:r>
+        <w:rPr>
+          <w:rFonts w:ascii="Times New Roman" w:cs="Times New Roman" w:eastAsia="Times New Roman" w:hAnsi="Times New Roman"/>
+          <w:sz w:val="24"/>
+          <w:szCs w:val="24"/>
+        </w:rPr>
+        <w:t xml:space="preserve"> приостановили работы до Вашего решения; работы продолжены по Вашему указанию № </w:t>
       </w:r>
       <w:r>
         <w:rPr>

--- a/products-storage/15-otvet-na-pretenziyu-baza/33-motivirovannyy-otvet-na-pretenziyu.docx
+++ b/products-storage/15-otvet-na-pretenziyu-baza/33-motivirovannyy-otvet-na-pretenziyu.docx
@@ -243,7 +243,7 @@
           <w:sz w:val="24"/>
           <w:szCs w:val="24"/>
         </w:rPr>
-        <w:t>Ниже — постоянная часть, затем вставные блоки. Заполните поля в двойных фигурных скобках, вставьте нужные блоки в раздел «Основания» по каждому требованию, удалите неиспользованные блоки и пояснения в квадратных скобках, затем убедитесь поиском, что скобок «{{» в документе не осталось. Ссылки вида «шаблон 34» и «шаблон 36» указывают на другие файлы комплекта — 34 и 36; в отправляемом письме замените их реквизитами ваших документов.</w:t>
+        <w:t>Ниже — постоянная часть, затем вставные блоки. Заполните поля в двойных фигурных скобках, вставьте нужные блоки в раздел «Основания» по каждому требованию, удалите неиспользованные блоки и пояснения в квадратных скобках, затем убедитесь поиском, что скобок «{{» в документе не осталось. Ссылки вида «шаблон 34», «шаблон 35», «шаблон 36» указывают на другие файлы: 34 и 36 есть в обоих комплектах, 35 — только в «Споре с суммой»; в отправляемом письме замените их реквизитами ваших документов.</w:t>
       </w:r>
     </w:p>
     <w:p>
@@ -1537,27 +1537,28 @@
           <w:sz w:val="24"/>
           <w:szCs w:val="24"/>
         </w:rPr>
-        <w:t xml:space="preserve"> от {{ДАТА}} и</w:t>
-      </w:r>
-      <w:r>
-        <w:rPr>
-          <w:rFonts w:ascii="Times New Roman" w:cs="Times New Roman" w:eastAsia="Times New Roman" w:hAnsi="Times New Roman"/>
-          <w:b/>
-          <w:bCs/>
-          <w:i w:val="false"/>
-          <w:iCs w:val="false"/>
-          <w:color w:val="000000"/>
-          <w:sz w:val="24"/>
-          <w:szCs w:val="24"/>
-        </w:rPr>
-      </w:r>
-      <w:r>
-        <w:rPr>
-          <w:rFonts w:ascii="Times New Roman" w:cs="Times New Roman" w:eastAsia="Times New Roman" w:hAnsi="Times New Roman"/>
-          <w:sz w:val="24"/>
-          <w:szCs w:val="24"/>
-        </w:rPr>
-        <w:t xml:space="preserve"> приостановили работы до Вашего решения; работы продолжены по Вашему указанию № </w:t>
+        <w:t xml:space="preserve"> от </w:t>
+      </w:r>
+      <w:r>
+        <w:rPr>
+          <w:rFonts w:ascii="Times New Roman" w:cs="Times New Roman" w:eastAsia="Times New Roman" w:hAnsi="Times New Roman"/>
+          <w:b/>
+          <w:bCs/>
+          <w:i w:val="false"/>
+          <w:iCs w:val="false"/>
+          <w:color w:val="000000"/>
+          <w:sz w:val="24"/>
+          <w:szCs w:val="24"/>
+        </w:rPr>
+        <w:t xml:space="preserve">{{ДАТА}}</w:t>
+      </w:r>
+      <w:r>
+        <w:rPr>
+          <w:rFonts w:ascii="Times New Roman" w:cs="Times New Roman" w:eastAsia="Times New Roman" w:hAnsi="Times New Roman"/>
+          <w:sz w:val="24"/>
+          <w:szCs w:val="24"/>
+        </w:rPr>
+        <w:t xml:space="preserve"> (шаблон 35, только в «Споре с суммой») и приостановили работы до Вашего решения; работы продолжены по Вашему указанию № </w:t>
       </w:r>
       <w:r>
         <w:rPr>
